--- a/NexusDocs/templates/requests/08_tfoms.docx
+++ b/NexusDocs/templates/requests/08_tfoms.docx
@@ -1027,10 +1027,10 @@
         <w:rPr>
           <w:rFonts w:eastAsia="MS Mincho"/>
           <w:bCs/>
-          <w:noProof/>
-          <w:sz w:val="26"/>
-          <w:szCs w:val="26"/>
-        </w:rPr>
+          <w:sz w:val="26"/>
+          <w:szCs w:val="26"/>
+        </w:rPr>
+        <w:t xml:space="preserve">, в отношении военнослужащего в/части </w:t>
       </w:r>
       <w:r>
         <w:rPr>
@@ -1040,6 +1040,7 @@
           <w:sz w:val="26"/>
           <w:szCs w:val="26"/>
         </w:rPr>
+        <w:t>{{MILITARY_UNIT}}</w:t>
       </w:r>
       <w:r>
         <w:rPr>
@@ -1048,7 +1049,7 @@
           <w:sz w:val="26"/>
           <w:szCs w:val="26"/>
         </w:rPr>
-        <w:t xml:space="preserve">, в отношении военнослужащего в/части </w:t>
+        <w:t xml:space="preserve"> </w:t>
       </w:r>
       <w:r>
         <w:rPr>
@@ -1058,7 +1059,7 @@
           <w:sz w:val="26"/>
           <w:szCs w:val="26"/>
         </w:rPr>
-        <w:t>{{MILITARY_UNIT}}</w:t>
+        <w:t>{{MILITARY_RANK_GENITIVE}}</w:t>
       </w:r>
       <w:r>
         <w:rPr>
@@ -1077,16 +1078,7 @@
           <w:sz w:val="26"/>
           <w:szCs w:val="26"/>
         </w:rPr>
-        <w:t>{{MILITARY_RANK_GENITIVE}}</w:t>
-      </w:r>
-      <w:r>
-        <w:rPr>
-          <w:rFonts w:eastAsia="MS Mincho"/>
-          <w:bCs/>
-          <w:sz w:val="26"/>
-          <w:szCs w:val="26"/>
-        </w:rPr>
-        <w:t xml:space="preserve"> </w:t>
+        <w:t>{{LAST_NAME_GENITIVE}}</w:t>
       </w:r>
       <w:r>
         <w:rPr>
@@ -1096,7 +1088,7 @@
           <w:sz w:val="26"/>
           <w:szCs w:val="26"/>
         </w:rPr>
-        <w:t>{{LAST_NAME_GENITIVE}}</w:t>
+        <w:t xml:space="preserve"> </w:t>
       </w:r>
       <w:r>
         <w:rPr>
@@ -1106,7 +1098,32 @@
           <w:sz w:val="26"/>
           <w:szCs w:val="26"/>
         </w:rPr>
+        <w:t>{{INITIALS}}</w:t>
+      </w:r>
+      <w:r>
+        <w:rPr>
+          <w:rFonts w:eastAsia="MS Mincho"/>
+          <w:bCs/>
+          <w:sz w:val="26"/>
+          <w:szCs w:val="26"/>
+        </w:rPr>
         <w:t xml:space="preserve"> </w:t>
+      </w:r>
+      <w:r>
+        <w:rPr>
+          <w:sz w:val="26"/>
+          <w:szCs w:val="26"/>
+        </w:rPr>
+        <w:t>по факту совершения</w:t>
+      </w:r>
+      <w:r>
+        <w:rPr>
+          <w:rFonts w:eastAsia="MS Mincho"/>
+          <w:bCs/>
+          <w:sz w:val="26"/>
+          <w:szCs w:val="26"/>
+        </w:rPr>
+        <w:t xml:space="preserve"> преступления, предусмотренного ч. </w:t>
       </w:r>
       <w:r>
         <w:rPr>
@@ -1116,32 +1133,7 @@
           <w:sz w:val="26"/>
           <w:szCs w:val="26"/>
         </w:rPr>
-        <w:t>{{INITIALS}}</w:t>
-      </w:r>
-      <w:r>
-        <w:rPr>
-          <w:rFonts w:eastAsia="MS Mincho"/>
-          <w:bCs/>
-          <w:sz w:val="26"/>
-          <w:szCs w:val="26"/>
-        </w:rPr>
-        <w:t xml:space="preserve"> </w:t>
-      </w:r>
-      <w:r>
-        <w:rPr>
-          <w:sz w:val="26"/>
-          <w:szCs w:val="26"/>
-        </w:rPr>
-        <w:t>по факту совершения</w:t>
-      </w:r>
-      <w:r>
-        <w:rPr>
-          <w:rFonts w:eastAsia="MS Mincho"/>
-          <w:bCs/>
-          <w:sz w:val="26"/>
-          <w:szCs w:val="26"/>
-        </w:rPr>
-        <w:t xml:space="preserve"> преступления, предусмотренного ч. </w:t>
+        <w:t>{{ARTICLE_PART}}</w:t>
       </w:r>
       <w:r>
         <w:rPr>
@@ -1151,7 +1143,337 @@
           <w:sz w:val="26"/>
           <w:szCs w:val="26"/>
         </w:rPr>
-        <w:t>{{ARTICLE_PART}}</w:t>
+        <w:t xml:space="preserve"> ст. 337 УК РФ</w:t>
+      </w:r>
+      <w:r>
+        <w:rPr>
+          <w:rFonts w:eastAsia="MS Mincho"/>
+          <w:bCs/>
+          <w:sz w:val="26"/>
+          <w:szCs w:val="26"/>
+        </w:rPr>
+        <w:t>.</w:t>
+      </w:r>
+    </w:p>
+    <w:bookmarkEnd w:id="0"/>
+    <w:p>
+      <w:pPr>
+        <w:suppressAutoHyphens/>
+        <w:ind w:firstLine="708"/>
+        <w:jc w:val="both"/>
+        <w:rPr>
+          <w:iCs/>
+          <w:sz w:val="26"/>
+          <w:szCs w:val="26"/>
+          <w:lang w:bidi="ru-RU"/>
+        </w:rPr>
+      </w:pPr>
+      <w:r>
+        <w:rPr>
+          <w:b/>
+          <w:bCs/>
+          <w:sz w:val="26"/>
+          <w:szCs w:val="26"/>
+          <w:u w:val="single"/>
+          <w:lang w:bidi="ru-RU"/>
+        </w:rPr>
+        <w:t>Социально-демографические сведения:</w:t>
+      </w:r>
+      <w:r>
+        <w:rPr>
+          <w:sz w:val="26"/>
+          <w:szCs w:val="26"/>
+          <w:lang w:bidi="ru-RU"/>
+        </w:rPr>
+        <w:t> </w:t>
+      </w:r>
+      <w:r>
+        <w:rPr>
+          <w:iCs/>
+          <w:noProof/>
+          <w:sz w:val="26"/>
+          <w:szCs w:val="26"/>
+          <w:lang w:bidi="ru-RU"/>
+        </w:rPr>
+        <w:t>{{LAST_NAME}}</w:t>
+      </w:r>
+      <w:r>
+        <w:rPr>
+          <w:iCs/>
+          <w:sz w:val="26"/>
+          <w:szCs w:val="26"/>
+          <w:lang w:bidi="ru-RU"/>
+        </w:rPr>
+        <w:t xml:space="preserve"> </w:t>
+      </w:r>
+      <w:r>
+        <w:rPr>
+          <w:iCs/>
+          <w:noProof/>
+          <w:sz w:val="26"/>
+          <w:szCs w:val="26"/>
+          <w:lang w:bidi="ru-RU"/>
+        </w:rPr>
+        <w:t>{{FIRST_NAME}}</w:t>
+      </w:r>
+      <w:r>
+        <w:rPr>
+          <w:iCs/>
+          <w:sz w:val="26"/>
+          <w:szCs w:val="26"/>
+          <w:lang w:bidi="ru-RU"/>
+        </w:rPr>
+        <w:t xml:space="preserve"> </w:t>
+      </w:r>
+      <w:r>
+        <w:rPr>
+          <w:iCs/>
+          <w:noProof/>
+          <w:sz w:val="26"/>
+          <w:szCs w:val="26"/>
+          <w:lang w:bidi="ru-RU"/>
+        </w:rPr>
+        <w:t>{{MIDDLE_NAME}}</w:t>
+      </w:r>
+      <w:r>
+        <w:rPr>
+          <w:iCs/>
+          <w:sz w:val="26"/>
+          <w:szCs w:val="26"/>
+          <w:lang w:bidi="ru-RU"/>
+        </w:rPr>
+        <w:t xml:space="preserve">, </w:t>
+      </w:r>
+      <w:r>
+        <w:rPr>
+          <w:iCs/>
+          <w:noProof/>
+          <w:sz w:val="26"/>
+          <w:szCs w:val="26"/>
+          <w:lang w:bidi="ru-RU"/>
+        </w:rPr>
+        <w:t>{{BIRTH_DATE}}</w:t>
+      </w:r>
+      <w:r>
+        <w:rPr>
+          <w:iCs/>
+          <w:sz w:val="26"/>
+          <w:szCs w:val="26"/>
+          <w:lang w:bidi="ru-RU"/>
+        </w:rPr>
+        <w:t xml:space="preserve"> года рождения, уроженец </w:t>
+      </w:r>
+      <w:r>
+        <w:rPr>
+          <w:iCs/>
+          <w:noProof/>
+          <w:sz w:val="26"/>
+          <w:szCs w:val="26"/>
+          <w:lang w:bidi="ru-RU"/>
+        </w:rPr>
+        <w:t>{{BIRTH_PLACE}}</w:t>
+      </w:r>
+      <w:r>
+        <w:rPr>
+          <w:iCs/>
+          <w:sz w:val="26"/>
+          <w:szCs w:val="26"/>
+          <w:lang w:bidi="ru-RU"/>
+        </w:rPr>
+        <w:t xml:space="preserve">, зарегистрированный по адресу: </w:t>
+      </w:r>
+      <w:r>
+        <w:rPr>
+          <w:iCs/>
+          <w:noProof/>
+          <w:sz w:val="26"/>
+          <w:szCs w:val="26"/>
+          <w:lang w:bidi="ru-RU"/>
+        </w:rPr>
+        <w:t>{{REGISTRATION_ADDRESS}}</w:t>
+      </w:r>
+      <w:r>
+        <w:rPr>
+          <w:iCs/>
+          <w:sz w:val="26"/>
+          <w:szCs w:val="26"/>
+          <w:lang w:bidi="ru-RU"/>
+        </w:rPr>
+        <w:t xml:space="preserve">, паспорт гражданина РФ: серии </w:t>
+      </w:r>
+      <w:r>
+        <w:rPr>
+          <w:iCs/>
+          <w:noProof/>
+          <w:sz w:val="26"/>
+          <w:szCs w:val="26"/>
+          <w:lang w:bidi="ru-RU"/>
+        </w:rPr>
+        <w:t>{{PASSPORT_SERIES}}</w:t>
+      </w:r>
+      <w:r>
+        <w:rPr>
+          <w:iCs/>
+          <w:sz w:val="26"/>
+          <w:szCs w:val="26"/>
+          <w:lang w:bidi="ru-RU"/>
+        </w:rPr>
+        <w:t xml:space="preserve"> № </w:t>
+      </w:r>
+      <w:r>
+        <w:rPr>
+          <w:iCs/>
+          <w:noProof/>
+          <w:sz w:val="26"/>
+          <w:szCs w:val="26"/>
+          <w:lang w:bidi="ru-RU"/>
+        </w:rPr>
+        <w:t>{{PASSPORT_NUMBER}}</w:t>
+      </w:r>
+      <w:r>
+        <w:rPr>
+          <w:iCs/>
+          <w:sz w:val="26"/>
+          <w:szCs w:val="26"/>
+          <w:lang w:bidi="ru-RU"/>
+        </w:rPr>
+        <w:t xml:space="preserve">, от </w:t>
+      </w:r>
+      <w:r>
+        <w:rPr>
+          <w:iCs/>
+          <w:noProof/>
+          <w:sz w:val="26"/>
+          <w:szCs w:val="26"/>
+          <w:lang w:bidi="ru-RU"/>
+        </w:rPr>
+        <w:t>{{PASSPORT_ISSUED}}</w:t>
+      </w:r>
+      <w:r>
+        <w:rPr>
+          <w:iCs/>
+          <w:sz w:val="26"/>
+          <w:szCs w:val="26"/>
+          <w:lang w:bidi="ru-RU"/>
+        </w:rPr>
+        <w:t>.</w:t>
+      </w:r>
+    </w:p>
+    <w:p>
+      <w:pPr>
+        <w:suppressAutoHyphens/>
+        <w:ind w:firstLine="709"/>
+        <w:jc w:val="both"/>
+        <w:rPr>
+          <w:iCs/>
+          <w:sz w:val="26"/>
+          <w:szCs w:val="26"/>
+          <w:lang w:bidi="ru-RU"/>
+        </w:rPr>
+      </w:pPr>
+      <w:r>
+        <w:rPr>
+          <w:sz w:val="26"/>
+          <w:szCs w:val="26"/>
+        </w:rPr>
+        <w:t>В связи с изложенным, на основании ч. 4 ст. 21, ст. 38</w:t>
+      </w:r>
+      <w:r>
+        <w:rPr>
+          <w:sz w:val="26"/>
+          <w:szCs w:val="26"/>
+        </w:rPr>
+        <w:t xml:space="preserve"> (39)</w:t>
+      </w:r>
+      <w:r>
+        <w:rPr>
+          <w:sz w:val="26"/>
+          <w:szCs w:val="26"/>
+        </w:rPr>
+        <w:t xml:space="preserve"> УПК РФ и ст. 7 ФЗ </w:t>
+      </w:r>
+      <w:r>
+        <w:rPr>
+          <w:sz w:val="26"/>
+          <w:szCs w:val="26"/>
+        </w:rPr>
+        <w:br/>
+      </w:r>
+      <w:r>
+        <w:rPr>
+          <w:sz w:val="26"/>
+          <w:szCs w:val="26"/>
+        </w:rPr>
+        <w:t>«О Следственном комитете Российской Федерации», прошу</w:t>
+      </w:r>
+      <w:r>
+        <w:rPr>
+          <w:bCs/>
+          <w:iCs/>
+          <w:sz w:val="26"/>
+          <w:szCs w:val="26"/>
+          <w:lang w:bidi="ru-RU"/>
+        </w:rPr>
+        <w:t xml:space="preserve"> </w:t>
+      </w:r>
+      <w:r>
+        <w:rPr>
+          <w:rFonts w:eastAsia="Calibri"/>
+          <w:sz w:val="26"/>
+          <w:szCs w:val="26"/>
+        </w:rPr>
+        <w:t>предоставить в наш адрес</w:t>
+      </w:r>
+      <w:r>
+        <w:rPr>
+          <w:rFonts w:eastAsia="Calibri"/>
+          <w:sz w:val="26"/>
+          <w:szCs w:val="26"/>
+        </w:rPr>
+        <w:t xml:space="preserve"> сведения в период времени</w:t>
+      </w:r>
+      <w:r>
+        <w:rPr>
+          <w:rFonts w:eastAsia="Calibri"/>
+          <w:sz w:val="26"/>
+          <w:szCs w:val="26"/>
+        </w:rPr>
+        <w:t xml:space="preserve"> с </w:t>
+      </w:r>
+      <w:r>
+        <w:rPr>
+          <w:rFonts w:eastAsia="Calibri"/>
+          <w:noProof/>
+          <w:sz w:val="26"/>
+          <w:szCs w:val="26"/>
+        </w:rPr>
+        <w:t>{{SOCH_DATE}}</w:t>
+      </w:r>
+      <w:r>
+        <w:rPr>
+          <w:rFonts w:eastAsia="Calibri"/>
+          <w:sz w:val="26"/>
+          <w:szCs w:val="26"/>
+        </w:rPr>
+        <w:t xml:space="preserve"> по настоящее время об обращениях </w:t>
+      </w:r>
+      <w:r>
+        <w:rPr>
+          <w:rFonts w:eastAsia="Calibri"/>
+          <w:noProof/>
+          <w:sz w:val="26"/>
+          <w:szCs w:val="26"/>
+        </w:rPr>
+        <w:t>{{LAST_NAME_GENITIVE}}</w:t>
+      </w:r>
+      <w:r>
+        <w:rPr>
+          <w:rFonts w:eastAsia="Calibri"/>
+          <w:noProof/>
+          <w:sz w:val="26"/>
+          <w:szCs w:val="26"/>
+        </w:rPr>
+        <w:t xml:space="preserve"> </w:t>
       </w:r>
       <w:r>
         <w:rPr>
@@ -1161,343 +1483,24 @@
           <w:sz w:val="26"/>
           <w:szCs w:val="26"/>
         </w:rPr>
-        <w:t xml:space="preserve"> ст. 337 УК РФ</w:t>
-      </w:r>
-      <w:r>
-        <w:rPr>
-          <w:rFonts w:eastAsia="MS Mincho"/>
-          <w:bCs/>
-          <w:sz w:val="26"/>
-          <w:szCs w:val="26"/>
-        </w:rPr>
-        <w:t>.</w:t>
-      </w:r>
-    </w:p>
-    <w:bookmarkEnd w:id="0"/>
-    <w:p>
-      <w:pPr>
-        <w:suppressAutoHyphens/>
-        <w:ind w:firstLine="708"/>
-        <w:jc w:val="both"/>
-        <w:rPr>
-          <w:iCs/>
-          <w:sz w:val="26"/>
-          <w:szCs w:val="26"/>
-          <w:lang w:bidi="ru-RU"/>
-        </w:rPr>
-      </w:pPr>
-      <w:r>
-        <w:rPr>
-          <w:b/>
-          <w:bCs/>
-          <w:sz w:val="26"/>
-          <w:szCs w:val="26"/>
-          <w:u w:val="single"/>
-          <w:lang w:bidi="ru-RU"/>
-        </w:rPr>
-        <w:t>Социально-демографические сведения:</w:t>
-      </w:r>
-      <w:r>
-        <w:rPr>
-          <w:sz w:val="26"/>
-          <w:szCs w:val="26"/>
-          <w:lang w:bidi="ru-RU"/>
-        </w:rPr>
-        <w:t> </w:t>
-      </w:r>
-      <w:r>
-        <w:rPr>
-          <w:iCs/>
-          <w:noProof/>
-          <w:sz w:val="26"/>
-          <w:szCs w:val="26"/>
-          <w:lang w:bidi="ru-RU"/>
-        </w:rPr>
-        <w:t>{{LAST_NAME}}</w:t>
-      </w:r>
-      <w:r>
-        <w:rPr>
-          <w:iCs/>
-          <w:sz w:val="26"/>
-          <w:szCs w:val="26"/>
-          <w:lang w:bidi="ru-RU"/>
-        </w:rPr>
-        <w:t xml:space="preserve"> </w:t>
-      </w:r>
-      <w:r>
-        <w:rPr>
-          <w:iCs/>
-          <w:noProof/>
-          <w:sz w:val="26"/>
-          <w:szCs w:val="26"/>
-          <w:lang w:bidi="ru-RU"/>
-        </w:rPr>
-        <w:t>{{FIRST_NAME}}</w:t>
-      </w:r>
-      <w:r>
-        <w:rPr>
-          <w:iCs/>
-          <w:sz w:val="26"/>
-          <w:szCs w:val="26"/>
-          <w:lang w:bidi="ru-RU"/>
-        </w:rPr>
-        <w:t xml:space="preserve"> </w:t>
-      </w:r>
-      <w:r>
-        <w:rPr>
-          <w:iCs/>
-          <w:noProof/>
-          <w:sz w:val="26"/>
-          <w:szCs w:val="26"/>
-          <w:lang w:bidi="ru-RU"/>
-        </w:rPr>
-        <w:t>{{MIDDLE_NAME}}</w:t>
-      </w:r>
-      <w:r>
-        <w:rPr>
-          <w:iCs/>
-          <w:sz w:val="26"/>
-          <w:szCs w:val="26"/>
-          <w:lang w:bidi="ru-RU"/>
-        </w:rPr>
-        <w:t xml:space="preserve">, </w:t>
-      </w:r>
-      <w:r>
-        <w:rPr>
-          <w:iCs/>
-          <w:noProof/>
-          <w:sz w:val="26"/>
-          <w:szCs w:val="26"/>
-          <w:lang w:bidi="ru-RU"/>
-        </w:rPr>
-        <w:t>{{BIRTH_DATE}}</w:t>
-      </w:r>
-      <w:r>
-        <w:rPr>
-          <w:iCs/>
-          <w:sz w:val="26"/>
-          <w:szCs w:val="26"/>
-          <w:lang w:bidi="ru-RU"/>
-        </w:rPr>
-        <w:t xml:space="preserve"> года рождения, уроженец </w:t>
-      </w:r>
-      <w:r>
-        <w:rPr>
-          <w:iCs/>
-          <w:noProof/>
-          <w:sz w:val="26"/>
-          <w:szCs w:val="26"/>
-          <w:lang w:bidi="ru-RU"/>
-        </w:rPr>
-        <w:t>{{BIRTH_PLACE}}</w:t>
-      </w:r>
-      <w:r>
-        <w:rPr>
-          <w:iCs/>
-          <w:sz w:val="26"/>
-          <w:szCs w:val="26"/>
-          <w:lang w:bidi="ru-RU"/>
-        </w:rPr>
-        <w:t xml:space="preserve">, зарегистрированный по адресу: </w:t>
-      </w:r>
-      <w:r>
-        <w:rPr>
-          <w:iCs/>
-          <w:noProof/>
-          <w:sz w:val="26"/>
-          <w:szCs w:val="26"/>
-          <w:lang w:bidi="ru-RU"/>
-        </w:rPr>
-        <w:t>{{REGISTRATION_ADDRESS}}</w:t>
-      </w:r>
-      <w:r>
-        <w:rPr>
-          <w:iCs/>
-          <w:sz w:val="26"/>
-          <w:szCs w:val="26"/>
-          <w:lang w:bidi="ru-RU"/>
-        </w:rPr>
-        <w:t xml:space="preserve">, паспорт гражданина РФ: серии </w:t>
-      </w:r>
-      <w:r>
-        <w:rPr>
-          <w:iCs/>
-          <w:noProof/>
-          <w:sz w:val="26"/>
-          <w:szCs w:val="26"/>
-          <w:lang w:bidi="ru-RU"/>
-        </w:rPr>
-        <w:t>{{PASSPORT_SERIES}}</w:t>
-      </w:r>
-      <w:r>
-        <w:rPr>
-          <w:iCs/>
-          <w:sz w:val="26"/>
-          <w:szCs w:val="26"/>
-          <w:lang w:bidi="ru-RU"/>
-        </w:rPr>
-        <w:t xml:space="preserve"> № </w:t>
-      </w:r>
-      <w:r>
-        <w:rPr>
-          <w:iCs/>
-          <w:noProof/>
-          <w:sz w:val="26"/>
-          <w:szCs w:val="26"/>
-          <w:lang w:bidi="ru-RU"/>
-        </w:rPr>
-        <w:t>{{PASSPORT_NUMBER}}</w:t>
-      </w:r>
-      <w:r>
-        <w:rPr>
-          <w:iCs/>
-          <w:sz w:val="26"/>
-          <w:szCs w:val="26"/>
-          <w:lang w:bidi="ru-RU"/>
-        </w:rPr>
-        <w:t xml:space="preserve">, от </w:t>
-      </w:r>
-      <w:r>
-        <w:rPr>
-          <w:iCs/>
-          <w:noProof/>
-          <w:sz w:val="26"/>
-          <w:szCs w:val="26"/>
-          <w:lang w:bidi="ru-RU"/>
-        </w:rPr>
-        <w:t>{{PASSPORT_ISSUED}}</w:t>
-      </w:r>
-      <w:r>
-        <w:rPr>
-          <w:iCs/>
-          <w:sz w:val="26"/>
-          <w:szCs w:val="26"/>
-          <w:lang w:bidi="ru-RU"/>
-        </w:rPr>
-        <w:t>.</w:t>
+        <w:t>{{INITIALS}}</w:t>
+      </w:r>
+      <w:bookmarkStart w:id="1" w:name="_GoBack"/>
+      <w:bookmarkEnd w:id="1"/>
+      <w:r>
+        <w:rPr>
+          <w:rFonts w:eastAsia="Calibri"/>
+          <w:sz w:val="26"/>
+          <w:szCs w:val="26"/>
+        </w:rPr>
+        <w:t xml:space="preserve"> лично или через своего представителя с заявлением о выборе (замене) страховой медицинской организации, выдаче полиса обязательного медицинского страхования, за медицинской помощью и об оказанной ему медицинской помощи.</w:t>
       </w:r>
     </w:p>
     <w:p>
       <w:pPr>
-        <w:suppressAutoHyphens/>
         <w:ind w:firstLine="709"/>
         <w:jc w:val="both"/>
         <w:rPr>
-          <w:iCs/>
-          <w:sz w:val="26"/>
-          <w:szCs w:val="26"/>
-          <w:lang w:bidi="ru-RU"/>
-        </w:rPr>
-      </w:pPr>
-      <w:r>
-        <w:rPr>
-          <w:sz w:val="26"/>
-          <w:szCs w:val="26"/>
-        </w:rPr>
-        <w:t>В связи с изложенным, на основании ч. 4 ст. 21, ст. 38</w:t>
-      </w:r>
-      <w:r>
-        <w:rPr>
-          <w:sz w:val="26"/>
-          <w:szCs w:val="26"/>
-        </w:rPr>
-        <w:t xml:space="preserve"> (39)</w:t>
-      </w:r>
-      <w:r>
-        <w:rPr>
-          <w:sz w:val="26"/>
-          <w:szCs w:val="26"/>
-        </w:rPr>
-        <w:t xml:space="preserve"> УПК РФ и ст. 7 ФЗ </w:t>
-      </w:r>
-      <w:r>
-        <w:rPr>
-          <w:sz w:val="26"/>
-          <w:szCs w:val="26"/>
-        </w:rPr>
-        <w:br/>
-      </w:r>
-      <w:r>
-        <w:rPr>
-          <w:sz w:val="26"/>
-          <w:szCs w:val="26"/>
-        </w:rPr>
-        <w:t>«О Следственном комитете Российской Федерации», прошу</w:t>
-      </w:r>
-      <w:r>
-        <w:rPr>
-          <w:bCs/>
-          <w:iCs/>
-          <w:sz w:val="26"/>
-          <w:szCs w:val="26"/>
-          <w:lang w:bidi="ru-RU"/>
-        </w:rPr>
-        <w:t xml:space="preserve"> </w:t>
-      </w:r>
-      <w:r>
-        <w:rPr>
-          <w:rFonts w:eastAsia="Calibri"/>
-          <w:sz w:val="26"/>
-          <w:szCs w:val="26"/>
-        </w:rPr>
-        <w:t>предоставить в наш адрес</w:t>
-      </w:r>
-      <w:r>
-        <w:rPr>
-          <w:rFonts w:eastAsia="Calibri"/>
-          <w:sz w:val="26"/>
-          <w:szCs w:val="26"/>
-        </w:rPr>
-        <w:t xml:space="preserve"> сведения в период времени</w:t>
-      </w:r>
-      <w:r>
-        <w:rPr>
-          <w:rFonts w:eastAsia="Calibri"/>
-          <w:sz w:val="26"/>
-          <w:szCs w:val="26"/>
-        </w:rPr>
-        <w:t xml:space="preserve"> с </w:t>
-      </w:r>
-      <w:r>
-        <w:rPr>
-          <w:rFonts w:eastAsia="Calibri"/>
-          <w:noProof/>
-          <w:sz w:val="26"/>
-          <w:szCs w:val="26"/>
-        </w:rPr>
-        <w:t>{{SOCH_DATE}}</w:t>
-      </w:r>
-      <w:r>
-        <w:rPr>
-          <w:rFonts w:eastAsia="Calibri"/>
-          <w:sz w:val="26"/>
-          <w:szCs w:val="26"/>
-        </w:rPr>
-        <w:t xml:space="preserve"> по настоящее время об обращениях </w:t>
-      </w:r>
-      <w:r>
-        <w:rPr>
-          <w:rFonts w:eastAsia="Calibri"/>
-          <w:noProof/>
-          <w:sz w:val="26"/>
-          <w:szCs w:val="26"/>
-        </w:rPr>
-        <w:t>{{LAST_NAME_GENITIVE}}</w:t>
-      </w:r>
-      <w:r>
-        <w:rPr>
-          <w:rFonts w:eastAsia="Calibri"/>
-          <w:sz w:val="26"/>
-          <w:szCs w:val="26"/>
-        </w:rPr>
-        <w:t xml:space="preserve"> лично или через своего представителя с заявлением о выборе (замене) страховой медицинской организации, выдаче полиса обязательного медицинского страхования, за медицинской помощью и об оказанной ему медицинской помощи.</w:t>
-      </w:r>
-    </w:p>
-    <w:p>
-      <w:pPr>
-        <w:ind w:firstLine="709"/>
-        <w:jc w:val="both"/>
-        <w:rPr>
           <w:rFonts w:eastAsia="Calibri"/>
           <w:sz w:val="26"/>
           <w:szCs w:val="26"/>
@@ -1519,15 +1522,6 @@
           <w:szCs w:val="26"/>
         </w:rPr>
         <w:t>{{RESPONSE_DEADLINE}}</w:t>
-      </w:r>
-      <w:r>
-        <w:rPr>
-          <w:b/>
-          <w:bCs/>
-          <w:color w:val="000000" w:themeColor="text1"/>
-          <w:sz w:val="26"/>
-          <w:szCs w:val="26"/>
-        </w:rPr>
       </w:r>
       <w:r>
         <w:rPr>
@@ -1735,8 +1729,6 @@
         </w:rPr>
         <w:t xml:space="preserve">          </w:t>
       </w:r>
-      <w:bookmarkStart w:id="1" w:name="_GoBack"/>
-      <w:bookmarkEnd w:id="1"/>
       <w:r>
         <w:rPr>
           <w:rFonts w:eastAsia="Calibri"/>
@@ -1757,8 +1749,8 @@
       <w:proofErr w:type="spellEnd"/>
     </w:p>
     <w:sectPr>
-      <w:footerReference w:type="default" r:id="rId10"/>
-      <w:headerReference w:type="default" r:id="rId13"/>
+      <w:headerReference w:type="default" r:id="rId10"/>
+      <w:footerReference w:type="default" r:id="rId11"/>
       <w:type w:val="continuous"/>
       <w:pgSz w:w="11906" w:h="16838" w:code="9"/>
       <w:pgMar w:top="1134" w:right="567" w:bottom="1134" w:left="1418" w:header="0" w:footer="340" w:gutter="0"/>
@@ -1823,6 +1815,7 @@
             <w:rPr>
               <w:sz w:val="16"/>
               <w:szCs w:val="16"/>
+              <w:lang w:val="en-US"/>
             </w:rPr>
           </w:pPr>
           <w:r>
@@ -1851,14 +1844,15 @@
               <w:sz w:val="16"/>
               <w:szCs w:val="16"/>
             </w:rPr>
-            <w:t>Исх. №</w:t>
+            <w:t xml:space="preserve">Исх. </w:t>
           </w:r>
           <w:r>
             <w:rPr>
               <w:sz w:val="16"/>
               <w:szCs w:val="16"/>
+              <w:lang w:val="en-US"/>
             </w:rPr>
-            <w:t xml:space="preserve"> </w:t>
+            <w:t xml:space="preserve">№ </w:t>
           </w:r>
           <w:proofErr w:type="spellStart"/>
           <w:r>
@@ -1873,6 +1867,7 @@
             <w:rPr>
               <w:sz w:val="18"/>
               <w:szCs w:val="16"/>
+              <w:lang w:val="en-US"/>
             </w:rPr>
             <w:t>-</w:t>
           </w:r>
@@ -1881,6 +1876,7 @@
               <w:noProof/>
               <w:sz w:val="18"/>
               <w:szCs w:val="16"/>
+              <w:lang w:val="en-US"/>
             </w:rPr>
             <w:t>{{OUTGOING_NUMBER}}</w:t>
           </w:r>
@@ -1888,6 +1884,7 @@
             <w:rPr>
               <w:sz w:val="18"/>
               <w:szCs w:val="16"/>
+              <w:lang w:val="en-US"/>
             </w:rPr>
             <w:t>/8-26</w:t>
           </w:r>
@@ -1900,6 +1897,7 @@
             <w:rPr>
               <w:sz w:val="20"/>
               <w:szCs w:val="20"/>
+              <w:lang w:val="en-US"/>
             </w:rPr>
           </w:pPr>
           <w:r>
@@ -1907,13 +1905,22 @@
               <w:sz w:val="16"/>
               <w:szCs w:val="16"/>
             </w:rPr>
-            <w:t xml:space="preserve">от </w:t>
+            <w:t>от</w:t>
+          </w:r>
+          <w:r>
+            <w:rPr>
+              <w:sz w:val="16"/>
+              <w:szCs w:val="16"/>
+              <w:lang w:val="en-US"/>
+            </w:rPr>
+            <w:t xml:space="preserve"> </w:t>
           </w:r>
           <w:r>
             <w:rPr>
               <w:noProof/>
               <w:sz w:val="18"/>
               <w:szCs w:val="16"/>
+              <w:lang w:val="en-US"/>
             </w:rPr>
             <w:t>{{OUTGOING_DATE}}</w:t>
           </w:r>
@@ -1924,6 +1931,9 @@
   <w:p>
     <w:pPr>
       <w:pStyle w:val="ab"/>
+      <w:rPr>
+        <w:lang w:val="en-US"/>
+      </w:rPr>
     </w:pPr>
   </w:p>
 </w:ftr>
@@ -1949,12 +1959,8 @@
 </file>
 
 <file path=word/header1.xml><?xml version="1.0" encoding="utf-8"?>
-<w:hdr xmlns:m="http://schemas.openxmlformats.org/officeDocument/2006/math" xmlns:mc="http://schemas.openxmlformats.org/markup-compatibility/2006" xmlns:mo="http://schemas.microsoft.com/office/mac/office/2008/main" xmlns:mv="urn:schemas-microsoft-com:mac:vml" xmlns:o="urn:schemas-microsoft-com:office:office" xmlns:r="http://schemas.openxmlformats.org/officeDocument/2006/relationships" xmlns:v="urn:schemas-microsoft-com:vml" xmlns:w10="urn:schemas-microsoft-com:office:word" xmlns:w14="http://schemas.microsoft.com/office/word/2010/wordml" xmlns:w="http://schemas.openxmlformats.org/wordprocessingml/2006/main" xmlns:wne="http://schemas.microsoft.com/office/word/2006/wordml" xmlns:wp14="http://schemas.microsoft.com/office/word/2010/wordprocessingDrawing" xmlns:wp="http://schemas.openxmlformats.org/drawingml/2006/wordprocessingDrawing" xmlns:wpc="http://schemas.microsoft.com/office/word/2010/wordprocessingCanvas" xmlns:wpg="http://schemas.microsoft.com/office/word/2010/wordprocessingGroup" xmlns:wpi="http://schemas.microsoft.com/office/word/2010/wordprocessingInk" xmlns:wps="http://schemas.microsoft.com/office/word/2010/wordprocessingShape" mc:Ignorable="w14 wp14">
-  <w:p>
-    <w:pPr>
-      <w:pStyle w:val="Header"/>
-    </w:pPr>
-  </w:p>
+<w:hdr xmlns:wpc="http://schemas.microsoft.com/office/word/2010/wordprocessingCanvas" xmlns:cx="http://schemas.microsoft.com/office/drawing/2014/chartex" xmlns:mc="http://schemas.openxmlformats.org/markup-compatibility/2006" xmlns:o="urn:schemas-microsoft-com:office:office" xmlns:r="http://schemas.openxmlformats.org/officeDocument/2006/relationships" xmlns:m="http://schemas.openxmlformats.org/officeDocument/2006/math" xmlns:v="urn:schemas-microsoft-com:vml" xmlns:wp14="http://schemas.microsoft.com/office/word/2010/wordprocessingDrawing" xmlns:wp="http://schemas.openxmlformats.org/drawingml/2006/wordprocessingDrawing" xmlns:w10="urn:schemas-microsoft-com:office:word" xmlns:w="http://schemas.openxmlformats.org/wordprocessingml/2006/main" xmlns:w14="http://schemas.microsoft.com/office/word/2010/wordml" xmlns:w15="http://schemas.microsoft.com/office/word/2012/wordml" xmlns:w16se="http://schemas.microsoft.com/office/word/2015/wordml/symex" xmlns:wpg="http://schemas.microsoft.com/office/word/2010/wordprocessingGroup" xmlns:wpi="http://schemas.microsoft.com/office/word/2010/wordprocessingInk" xmlns:wne="http://schemas.microsoft.com/office/word/2006/wordml" xmlns:wps="http://schemas.microsoft.com/office/word/2010/wordprocessingShape" mc:Ignorable="w14 w15 w16se wp14">
+  <w:p/>
 </w:hdr>
 </file>
 
@@ -3830,7 +3836,7 @@
 </file>
 
 <file path=customXml/itemProps1.xml><?xml version="1.0" encoding="utf-8"?>
-<ds:datastoreItem xmlns:ds="http://schemas.openxmlformats.org/officeDocument/2006/customXml" ds:itemID="{D3B55605-5A2D-48A8-9455-D1AC5AA50531}">
+<ds:datastoreItem xmlns:ds="http://schemas.openxmlformats.org/officeDocument/2006/customXml" ds:itemID="{09F4415A-6D6C-4943-83DF-19E3F901E185}">
   <ds:schemaRefs>
     <ds:schemaRef ds:uri="http://schemas.openxmlformats.org/officeDocument/2006/bibliography"/>
   </ds:schemaRefs>

--- a/NexusDocs/templates/requests/08_tfoms.docx
+++ b/NexusDocs/templates/requests/08_tfoms.docx
@@ -1655,7 +1655,7 @@
           <w:sz w:val="26"/>
           <w:szCs w:val="26"/>
         </w:rPr>
-        <w:t>Следователь</w:t>
+        <w:t xml:space="preserve">{{INVESTIGATOR_POSITION_LONG}}</w:t>
       </w:r>
       <w:r>
         <w:rPr>
@@ -1663,7 +1663,7 @@
           <w:sz w:val="26"/>
           <w:szCs w:val="26"/>
         </w:rPr>
-        <w:t xml:space="preserve"> военного следственного отдела </w:t>
+        <w:t xml:space="preserve"> </w:t>
       </w:r>
     </w:p>
     <w:p>
@@ -1719,7 +1719,7 @@
           <w:sz w:val="26"/>
           <w:szCs w:val="26"/>
         </w:rPr>
-        <w:t xml:space="preserve">лейтенант юстиции                                                                                     </w:t>
+        <w:t xml:space="preserve">{{INVESTIGATOR_RANK}}                                                                                     </w:t>
       </w:r>
       <w:r>
         <w:rPr>
@@ -1735,7 +1735,7 @@
           <w:sz w:val="26"/>
           <w:szCs w:val="26"/>
         </w:rPr>
-        <w:t xml:space="preserve"> С.А. </w:t>
+        <w:t xml:space="preserve"> {{INVESTIGATOR_INITIALS_SURNAME}}</w:t>
       </w:r>
       <w:proofErr w:type="spellStart"/>
       <w:r>
@@ -1744,7 +1744,7 @@
           <w:sz w:val="26"/>
           <w:szCs w:val="26"/>
         </w:rPr>
-        <w:t>Цомартов</w:t>
+        <w:t xml:space="preserve"/>
       </w:r>
       <w:proofErr w:type="spellEnd"/>
     </w:p>
